--- a/Xenert/Documents/USCE/Allocation Regulation.docx
+++ b/Xenert/Documents/USCE/Allocation Regulation.docx
@@ -286,17 +286,7 @@
           <w:szCs w:val="28"/>
           <w:lang w:val="en-US"/>
         </w:rPr>
-        <w:t xml:space="preserve">of the Union of </w:t>
-      </w:r>
-      <w:proofErr w:type="spellStart"/>
-      <w:r>
-        <w:rPr>
-          <w:rFonts w:ascii="Times New Roman" w:hAnsi="Times New Roman" w:cs="Times New Roman"/>
-          <w:sz w:val="28"/>
-          <w:szCs w:val="28"/>
-          <w:lang w:val="en-US"/>
-        </w:rPr>
-        <w:t>Soci</w:t>
+        <w:t>of the Union of Soci</w:t>
       </w:r>
       <w:r>
         <w:rPr>
@@ -314,29 +304,8 @@
           <w:szCs w:val="28"/>
           <w:lang w:val="en-US"/>
         </w:rPr>
-        <w:t>t</w:t>
-      </w:r>
-      <w:proofErr w:type="spellEnd"/>
-      <w:r>
-        <w:rPr>
-          <w:rFonts w:ascii="Times New Roman" w:hAnsi="Times New Roman" w:cs="Times New Roman"/>
-          <w:sz w:val="28"/>
-          <w:szCs w:val="28"/>
-          <w:lang w:val="en-US"/>
-        </w:rPr>
-        <w:t xml:space="preserve"> Communes of </w:t>
-      </w:r>
-      <w:proofErr w:type="spellStart"/>
-      <w:r>
-        <w:rPr>
-          <w:rFonts w:ascii="Times New Roman" w:hAnsi="Times New Roman" w:cs="Times New Roman"/>
-          <w:sz w:val="28"/>
-          <w:szCs w:val="28"/>
-          <w:lang w:val="en-US"/>
-        </w:rPr>
-        <w:t>Entantha</w:t>
-      </w:r>
-      <w:proofErr w:type="spellEnd"/>
+        <w:t>t Communes of Entantha</w:t>
+      </w:r>
     </w:p>
     <w:p>
       <w:pPr>
@@ -717,17 +686,7 @@
           <w:lang w:val="en-US"/>
         </w:rPr>
         <w:br/>
-        <w:t xml:space="preserve">This regulation governs the allocation and management of personal resource points within the Union of </w:t>
-      </w:r>
-      <w:proofErr w:type="spellStart"/>
-      <w:r>
-        <w:rPr>
-          <w:rFonts w:ascii="Times New Roman" w:hAnsi="Times New Roman" w:cs="Times New Roman"/>
-          <w:sz w:val="28"/>
-          <w:szCs w:val="28"/>
-          <w:lang w:val="en-US"/>
-        </w:rPr>
-        <w:t>Soc</w:t>
+        <w:t>This regulation governs the allocation and management of personal resource points within the Union of Soc</w:t>
       </w:r>
       <w:r>
         <w:rPr>
@@ -738,35 +697,14 @@
         </w:rPr>
         <w:t>ietist</w:t>
       </w:r>
-      <w:proofErr w:type="spellEnd"/>
-      <w:r>
-        <w:rPr>
-          <w:rFonts w:ascii="Times New Roman" w:hAnsi="Times New Roman" w:cs="Times New Roman"/>
-          <w:sz w:val="28"/>
-          <w:szCs w:val="28"/>
-          <w:lang w:val="en-US"/>
-        </w:rPr>
-        <w:t xml:space="preserve"> Communes of </w:t>
-      </w:r>
-      <w:proofErr w:type="spellStart"/>
-      <w:r>
-        <w:rPr>
-          <w:rFonts w:ascii="Times New Roman" w:hAnsi="Times New Roman" w:cs="Times New Roman"/>
-          <w:sz w:val="28"/>
-          <w:szCs w:val="28"/>
-          <w:lang w:val="en-US"/>
-        </w:rPr>
-        <w:t>Entantha</w:t>
-      </w:r>
-      <w:proofErr w:type="spellEnd"/>
-      <w:r>
-        <w:rPr>
-          <w:rFonts w:ascii="Times New Roman" w:hAnsi="Times New Roman" w:cs="Times New Roman"/>
-          <w:sz w:val="28"/>
-          <w:szCs w:val="28"/>
-          <w:lang w:val="en-US"/>
-        </w:rPr>
-        <w:t xml:space="preserve"> (USC</w:t>
+      <w:r>
+        <w:rPr>
+          <w:rFonts w:ascii="Times New Roman" w:hAnsi="Times New Roman" w:cs="Times New Roman"/>
+          <w:sz w:val="28"/>
+          <w:szCs w:val="28"/>
+          <w:lang w:val="en-US"/>
+        </w:rPr>
+        <w:t xml:space="preserve"> Communes of Entantha (USC</w:t>
       </w:r>
       <w:r>
         <w:rPr>
@@ -895,7 +833,25 @@
           <w:szCs w:val="28"/>
           <w:lang w:val="en-US"/>
         </w:rPr>
-        <w:t>. The resource table shall contain columns for four distinct categories of goods:</w:t>
+        <w:t>. The resource table shall contain columns for</w:t>
+      </w:r>
+      <w:r>
+        <w:rPr>
+          <w:rFonts w:ascii="Times New Roman" w:hAnsi="Times New Roman" w:cs="Times New Roman"/>
+          <w:sz w:val="28"/>
+          <w:szCs w:val="28"/>
+          <w:lang w:val="en-US"/>
+        </w:rPr>
+        <w:t xml:space="preserve"> three</w:t>
+      </w:r>
+      <w:r>
+        <w:rPr>
+          <w:rFonts w:ascii="Times New Roman" w:hAnsi="Times New Roman" w:cs="Times New Roman"/>
+          <w:sz w:val="28"/>
+          <w:szCs w:val="28"/>
+          <w:lang w:val="en-US"/>
+        </w:rPr>
+        <w:t xml:space="preserve"> distinct categories of goods:</w:t>
       </w:r>
     </w:p>
     <w:p>
@@ -1010,7 +966,25 @@
           <w:szCs w:val="28"/>
           <w:lang w:val="en-US"/>
         </w:rPr>
-        <w:t>Goods within all categories are collectively owned and distributed by locally elected councils, which oversee regional inventory and equitable access.</w:t>
+        <w:t>Goods within all categories are collectively owned</w:t>
+      </w:r>
+      <w:r>
+        <w:rPr>
+          <w:rFonts w:ascii="Times New Roman" w:hAnsi="Times New Roman" w:cs="Times New Roman"/>
+          <w:sz w:val="28"/>
+          <w:szCs w:val="28"/>
+          <w:lang w:val="en-US"/>
+        </w:rPr>
+        <w:t>, and purchased for resource points.</w:t>
+      </w:r>
+      <w:r>
+        <w:rPr>
+          <w:rFonts w:ascii="Times New Roman" w:hAnsi="Times New Roman" w:cs="Times New Roman"/>
+          <w:sz w:val="28"/>
+          <w:szCs w:val="28"/>
+          <w:lang w:val="en-US"/>
+        </w:rPr>
+        <w:t xml:space="preserve"> Ledger is personal and does not require supervision except for being disposed and issued for a monthly reevaluation, where you can allow or deny submission of your ledger’s anonymous data into an aggregate statistics for the next month’s calculations.</w:t>
       </w:r>
     </w:p>
     <w:p>
@@ -1147,6 +1121,7 @@
           <w:szCs w:val="28"/>
           <w:lang w:val="en-US"/>
         </w:rPr>
+        <w:lastRenderedPageBreak/>
         <w:t>Food: Caloric baseline + 20% margin (cultural/religious dietary needs covered).</w:t>
       </w:r>
     </w:p>
@@ -1210,7 +1185,6 @@
           <w:szCs w:val="28"/>
           <w:lang w:val="en-US"/>
         </w:rPr>
-        <w:lastRenderedPageBreak/>
         <w:t xml:space="preserve">Shelter: Private, climate-controlled living space meeting minimum habitability standards. </w:t>
       </w:r>
       <w:r>
@@ -1726,6 +1700,7 @@
           <w:szCs w:val="28"/>
           <w:lang w:val="en-US"/>
         </w:rPr>
+        <w:lastRenderedPageBreak/>
         <w:t>Health Conditions</w:t>
       </w:r>
       <w:r>
@@ -1788,7 +1763,6 @@
           <w:szCs w:val="28"/>
           <w:lang w:val="en-US"/>
         </w:rPr>
-        <w:lastRenderedPageBreak/>
         <w:t>Special Awards or Recognitions</w:t>
       </w:r>
       <w:r>
@@ -2133,27 +2107,7 @@
           <w:lang w:val="en-US"/>
         </w:rPr>
         <w:br/>
-        <w:t xml:space="preserve">• </w:t>
-      </w:r>
-      <w:proofErr w:type="gramStart"/>
-      <w:r>
-        <w:rPr>
-          <w:rFonts w:ascii="Times New Roman" w:hAnsi="Times New Roman" w:cs="Times New Roman"/>
-          <w:sz w:val="28"/>
-          <w:szCs w:val="28"/>
-          <w:lang w:val="en-US"/>
-        </w:rPr>
-        <w:t>Non-medical</w:t>
-      </w:r>
-      <w:proofErr w:type="gramEnd"/>
-      <w:r>
-        <w:rPr>
-          <w:rFonts w:ascii="Times New Roman" w:hAnsi="Times New Roman" w:cs="Times New Roman"/>
-          <w:sz w:val="28"/>
-          <w:szCs w:val="28"/>
-          <w:lang w:val="en-US"/>
-        </w:rPr>
-        <w:t xml:space="preserve"> intoxicants (recreational drugs)</w:t>
+        <w:t>• Non-medical intoxicants (recreational drugs)</w:t>
       </w:r>
       <w:r>
         <w:rPr>
@@ -2239,6 +2193,7 @@
           <w:szCs w:val="28"/>
           <w:lang w:val="en-US"/>
         </w:rPr>
+        <w:lastRenderedPageBreak/>
         <w:t>These points may be voluntarily and irreversibly converted (1:1) into Discretionary Goods points at any time.</w:t>
       </w:r>
     </w:p>
@@ -2307,7 +2262,6 @@
           <w:szCs w:val="28"/>
           <w:lang w:val="en-US"/>
         </w:rPr>
-        <w:lastRenderedPageBreak/>
         <w:t>Medical or therapeutic use of otherwise restricted substances must be approved via official health exception pathways and will not draw from this category.</w:t>
       </w:r>
     </w:p>
@@ -2464,17 +2418,6 @@
           <w:rFonts w:ascii="Times New Roman" w:hAnsi="Times New Roman" w:cs="Times New Roman"/>
           <w:sz w:val="28"/>
           <w:szCs w:val="28"/>
-          <w:lang w:val="en-US"/>
-        </w:rPr>
-      </w:pPr>
-    </w:p>
-    <w:p>
-      <w:pPr>
-        <w:spacing w:after="0" w:line="360" w:lineRule="auto"/>
-        <w:rPr>
-          <w:rFonts w:ascii="Times New Roman" w:hAnsi="Times New Roman" w:cs="Times New Roman"/>
-          <w:sz w:val="28"/>
-          <w:szCs w:val="28"/>
         </w:rPr>
       </w:pPr>
       <w:r>
@@ -2727,7 +2670,7 @@
           <w:lang w:val="en-US"/>
         </w:rPr>
         <w:br/>
-        <w:t xml:space="preserve">In addition to individual needs, resource allocation shall consider broader community needs. Regions or groups with higher collective challenges (such as poverty, health disparities, or systemic issues) shall be prioritized for resource </w:t>
+        <w:t xml:space="preserve">In addition to individual needs, resource allocation shall consider broader </w:t>
       </w:r>
       <w:r>
         <w:rPr>
@@ -2737,7 +2680,7 @@
           <w:lang w:val="en-US"/>
         </w:rPr>
         <w:lastRenderedPageBreak/>
-        <w:t>distribution when necessary. Periodic community feedback and direct democracy processes shall be utilized to ensure that collective needs are addressed equitably.</w:t>
+        <w:t>community needs. Regions or groups with higher collective challenges (such as poverty, health disparities, or systemic issues) shall be prioritized for resource distribution when necessary. Periodic community feedback and direct democracy processes shall be utilized to ensure that collective needs are addressed equitably.</w:t>
       </w:r>
     </w:p>
     <w:p>
@@ -2890,65 +2833,25 @@
           <w:szCs w:val="28"/>
           <w:lang w:val="en-US"/>
         </w:rPr>
-        <w:t xml:space="preserve"> of current needs, behavior, and other relevant factors. While feedback from citizens is valued, the system's adjustments will primarily rely on objective data to ensure consistency and fairness. These reviews will ensure the system evolves and adapts over time, continuing to uphold the core values of the Union of </w:t>
-      </w:r>
-      <w:proofErr w:type="spellStart"/>
-      <w:r>
-        <w:rPr>
-          <w:rFonts w:ascii="Times New Roman" w:hAnsi="Times New Roman" w:cs="Times New Roman"/>
-          <w:sz w:val="28"/>
-          <w:szCs w:val="28"/>
-          <w:lang w:val="en-US"/>
-        </w:rPr>
-        <w:t>Soci</w:t>
-      </w:r>
-      <w:r>
-        <w:rPr>
-          <w:rFonts w:ascii="Times New Roman" w:hAnsi="Times New Roman" w:cs="Times New Roman"/>
-          <w:sz w:val="28"/>
-          <w:szCs w:val="28"/>
-          <w:lang w:val="en-US"/>
-        </w:rPr>
-        <w:t>etist</w:t>
-      </w:r>
-      <w:proofErr w:type="spellEnd"/>
-      <w:r>
-        <w:rPr>
-          <w:rFonts w:ascii="Times New Roman" w:hAnsi="Times New Roman" w:cs="Times New Roman"/>
-          <w:sz w:val="28"/>
-          <w:szCs w:val="28"/>
-          <w:lang w:val="en-US"/>
-        </w:rPr>
-        <w:t xml:space="preserve"> </w:t>
-      </w:r>
-      <w:r>
-        <w:rPr>
-          <w:rFonts w:ascii="Times New Roman" w:hAnsi="Times New Roman" w:cs="Times New Roman"/>
-          <w:sz w:val="28"/>
-          <w:szCs w:val="28"/>
-          <w:lang w:val="en-US"/>
-        </w:rPr>
-        <w:t xml:space="preserve">Communes of </w:t>
-      </w:r>
-      <w:proofErr w:type="spellStart"/>
-      <w:r>
-        <w:rPr>
-          <w:rFonts w:ascii="Times New Roman" w:hAnsi="Times New Roman" w:cs="Times New Roman"/>
-          <w:sz w:val="28"/>
-          <w:szCs w:val="28"/>
-          <w:lang w:val="en-US"/>
-        </w:rPr>
-        <w:t>Entantha</w:t>
-      </w:r>
-      <w:proofErr w:type="spellEnd"/>
-      <w:r>
-        <w:rPr>
-          <w:rFonts w:ascii="Times New Roman" w:hAnsi="Times New Roman" w:cs="Times New Roman"/>
-          <w:sz w:val="28"/>
-          <w:szCs w:val="28"/>
-          <w:lang w:val="en-US"/>
-        </w:rPr>
-        <w:t>.</w:t>
+        <w:t xml:space="preserve"> of current needs, behavior, and other relevant factors. While feedback from citizens is valued, the system's adjustments will primarily rely on objective data to ensure consistency and fairness. These reviews will ensure the system evolves and adapts over time, continuing to uphold the core values of the Union of Soci</w:t>
+      </w:r>
+      <w:r>
+        <w:rPr>
+          <w:rFonts w:ascii="Times New Roman" w:hAnsi="Times New Roman" w:cs="Times New Roman"/>
+          <w:sz w:val="28"/>
+          <w:szCs w:val="28"/>
+          <w:lang w:val="en-US"/>
+        </w:rPr>
+        <w:t xml:space="preserve">etist </w:t>
+      </w:r>
+      <w:r>
+        <w:rPr>
+          <w:rFonts w:ascii="Times New Roman" w:hAnsi="Times New Roman" w:cs="Times New Roman"/>
+          <w:sz w:val="28"/>
+          <w:szCs w:val="28"/>
+          <w:lang w:val="en-US"/>
+        </w:rPr>
+        <w:t>Communes of Entantha.</w:t>
       </w:r>
     </w:p>
     <w:p>
@@ -3023,10 +2926,86 @@
           <w:szCs w:val="28"/>
           <w:lang w:val="en-US"/>
         </w:rPr>
-        <w:t xml:space="preserve">Issued and </w:t>
-      </w:r>
-      <w:proofErr w:type="gramStart"/>
-      <w:r>
+        <w:t>Issued and Enacted by</w:t>
+      </w:r>
+      <w:r>
+        <w:rPr>
+          <w:rFonts w:ascii="Times New Roman" w:hAnsi="Times New Roman" w:cs="Times New Roman"/>
+          <w:sz w:val="28"/>
+          <w:szCs w:val="28"/>
+          <w:lang w:val="en-US"/>
+        </w:rPr>
+        <w:br/>
+        <w:t xml:space="preserve">The </w:t>
+      </w:r>
+      <w:r>
+        <w:rPr>
+          <w:rFonts w:ascii="Times New Roman" w:hAnsi="Times New Roman" w:cs="Times New Roman"/>
+          <w:sz w:val="28"/>
+          <w:szCs w:val="28"/>
+          <w:lang w:val="en-US"/>
+        </w:rPr>
+        <w:t xml:space="preserve">Commons Coordination Board </w:t>
+      </w:r>
+      <w:r>
+        <w:rPr>
+          <w:rFonts w:ascii="Times New Roman" w:hAnsi="Times New Roman" w:cs="Times New Roman"/>
+          <w:sz w:val="28"/>
+          <w:szCs w:val="28"/>
+          <w:lang w:val="en-US"/>
+        </w:rPr>
+        <w:t>of the Union of Soci</w:t>
+      </w:r>
+      <w:r>
+        <w:rPr>
+          <w:rFonts w:ascii="Times New Roman" w:hAnsi="Times New Roman" w:cs="Times New Roman"/>
+          <w:sz w:val="28"/>
+          <w:szCs w:val="28"/>
+          <w:lang w:val="en-US"/>
+        </w:rPr>
+        <w:t>eti</w:t>
+      </w:r>
+      <w:r>
+        <w:rPr>
+          <w:rFonts w:ascii="Times New Roman" w:hAnsi="Times New Roman" w:cs="Times New Roman"/>
+          <w:sz w:val="28"/>
+          <w:szCs w:val="28"/>
+          <w:lang w:val="en-US"/>
+        </w:rPr>
+        <w:t>st Communes of Entantha</w:t>
+      </w:r>
+      <w:r>
+        <w:rPr>
+          <w:rFonts w:ascii="Times New Roman" w:hAnsi="Times New Roman" w:cs="Times New Roman"/>
+          <w:sz w:val="28"/>
+          <w:szCs w:val="28"/>
+          <w:lang w:val="en-US"/>
+        </w:rPr>
+        <w:br/>
+        <w:t>Date:</w:t>
+      </w:r>
+      <w:r>
+        <w:rPr>
+          <w:rFonts w:ascii="Times New Roman" w:hAnsi="Times New Roman" w:cs="Times New Roman"/>
+          <w:sz w:val="28"/>
+          <w:szCs w:val="28"/>
+          <w:lang w:val="en-US"/>
+        </w:rPr>
+        <w:t xml:space="preserve"> January 17, 20</w:t>
+      </w:r>
+      <w:r>
+        <w:rPr>
+          <w:rFonts w:ascii="Times New Roman" w:hAnsi="Times New Roman" w:cs="Times New Roman"/>
+          <w:sz w:val="28"/>
+          <w:szCs w:val="28"/>
+          <w:lang w:val="en-US"/>
+        </w:rPr>
+        <w:t>07</w:t>
+      </w:r>
+    </w:p>
+    <w:p>
+      <w:pPr>
+        <w:spacing w:after="0" w:line="360" w:lineRule="auto"/>
         <w:rPr>
           <w:rFonts w:ascii="Times New Roman" w:hAnsi="Times New Roman" w:cs="Times New Roman"/>
           <w:b/>
@@ -3035,9 +3014,16 @@
           <w:szCs w:val="28"/>
           <w:lang w:val="en-US"/>
         </w:rPr>
-        <w:t>Enacted</w:t>
-      </w:r>
-      <w:proofErr w:type="gramEnd"/>
+      </w:pPr>
+      <w:r>
+        <w:rPr>
+          <w:rFonts w:ascii="Times New Roman" w:hAnsi="Times New Roman" w:cs="Times New Roman"/>
+          <w:sz w:val="28"/>
+          <w:szCs w:val="28"/>
+          <w:lang w:val="en-US"/>
+        </w:rPr>
+        <w:br w:type="column"/>
+      </w:r>
       <w:r>
         <w:rPr>
           <w:rFonts w:ascii="Times New Roman" w:hAnsi="Times New Roman" w:cs="Times New Roman"/>
@@ -3047,144 +3033,6 @@
           <w:szCs w:val="28"/>
           <w:lang w:val="en-US"/>
         </w:rPr>
-        <w:t xml:space="preserve"> by</w:t>
-      </w:r>
-      <w:r>
-        <w:rPr>
-          <w:rFonts w:ascii="Times New Roman" w:hAnsi="Times New Roman" w:cs="Times New Roman"/>
-          <w:sz w:val="28"/>
-          <w:szCs w:val="28"/>
-          <w:lang w:val="en-US"/>
-        </w:rPr>
-        <w:br/>
-        <w:t xml:space="preserve">The </w:t>
-      </w:r>
-      <w:r>
-        <w:rPr>
-          <w:rFonts w:ascii="Times New Roman" w:hAnsi="Times New Roman" w:cs="Times New Roman"/>
-          <w:sz w:val="28"/>
-          <w:szCs w:val="28"/>
-          <w:lang w:val="en-US"/>
-        </w:rPr>
-        <w:t xml:space="preserve">Commons Coordination Board </w:t>
-      </w:r>
-      <w:r>
-        <w:rPr>
-          <w:rFonts w:ascii="Times New Roman" w:hAnsi="Times New Roman" w:cs="Times New Roman"/>
-          <w:sz w:val="28"/>
-          <w:szCs w:val="28"/>
-          <w:lang w:val="en-US"/>
-        </w:rPr>
-        <w:t xml:space="preserve">of the Union of </w:t>
-      </w:r>
-      <w:proofErr w:type="spellStart"/>
-      <w:r>
-        <w:rPr>
-          <w:rFonts w:ascii="Times New Roman" w:hAnsi="Times New Roman" w:cs="Times New Roman"/>
-          <w:sz w:val="28"/>
-          <w:szCs w:val="28"/>
-          <w:lang w:val="en-US"/>
-        </w:rPr>
-        <w:t>Soci</w:t>
-      </w:r>
-      <w:r>
-        <w:rPr>
-          <w:rFonts w:ascii="Times New Roman" w:hAnsi="Times New Roman" w:cs="Times New Roman"/>
-          <w:sz w:val="28"/>
-          <w:szCs w:val="28"/>
-          <w:lang w:val="en-US"/>
-        </w:rPr>
-        <w:t>eti</w:t>
-      </w:r>
-      <w:r>
-        <w:rPr>
-          <w:rFonts w:ascii="Times New Roman" w:hAnsi="Times New Roman" w:cs="Times New Roman"/>
-          <w:sz w:val="28"/>
-          <w:szCs w:val="28"/>
-          <w:lang w:val="en-US"/>
-        </w:rPr>
-        <w:t>st</w:t>
-      </w:r>
-      <w:proofErr w:type="spellEnd"/>
-      <w:r>
-        <w:rPr>
-          <w:rFonts w:ascii="Times New Roman" w:hAnsi="Times New Roman" w:cs="Times New Roman"/>
-          <w:sz w:val="28"/>
-          <w:szCs w:val="28"/>
-          <w:lang w:val="en-US"/>
-        </w:rPr>
-        <w:t xml:space="preserve"> Communes of </w:t>
-      </w:r>
-      <w:proofErr w:type="spellStart"/>
-      <w:r>
-        <w:rPr>
-          <w:rFonts w:ascii="Times New Roman" w:hAnsi="Times New Roman" w:cs="Times New Roman"/>
-          <w:sz w:val="28"/>
-          <w:szCs w:val="28"/>
-          <w:lang w:val="en-US"/>
-        </w:rPr>
-        <w:t>Entantha</w:t>
-      </w:r>
-      <w:proofErr w:type="spellEnd"/>
-      <w:r>
-        <w:rPr>
-          <w:rFonts w:ascii="Times New Roman" w:hAnsi="Times New Roman" w:cs="Times New Roman"/>
-          <w:sz w:val="28"/>
-          <w:szCs w:val="28"/>
-          <w:lang w:val="en-US"/>
-        </w:rPr>
-        <w:br/>
-        <w:t>Date:</w:t>
-      </w:r>
-      <w:r>
-        <w:rPr>
-          <w:rFonts w:ascii="Times New Roman" w:hAnsi="Times New Roman" w:cs="Times New Roman"/>
-          <w:sz w:val="28"/>
-          <w:szCs w:val="28"/>
-          <w:lang w:val="en-US"/>
-        </w:rPr>
-        <w:t xml:space="preserve"> January 17, 20</w:t>
-      </w:r>
-      <w:r>
-        <w:rPr>
-          <w:rFonts w:ascii="Times New Roman" w:hAnsi="Times New Roman" w:cs="Times New Roman"/>
-          <w:sz w:val="28"/>
-          <w:szCs w:val="28"/>
-          <w:lang w:val="en-US"/>
-        </w:rPr>
-        <w:t>07</w:t>
-      </w:r>
-    </w:p>
-    <w:p>
-      <w:pPr>
-        <w:spacing w:after="0" w:line="360" w:lineRule="auto"/>
-        <w:rPr>
-          <w:rFonts w:ascii="Times New Roman" w:hAnsi="Times New Roman" w:cs="Times New Roman"/>
-          <w:b/>
-          <w:bCs/>
-          <w:sz w:val="28"/>
-          <w:szCs w:val="28"/>
-          <w:lang w:val="en-US"/>
-        </w:rPr>
-      </w:pPr>
-      <w:r>
-        <w:rPr>
-          <w:rFonts w:ascii="Times New Roman" w:hAnsi="Times New Roman" w:cs="Times New Roman"/>
-          <w:sz w:val="28"/>
-          <w:szCs w:val="28"/>
-          <w:lang w:val="en-US"/>
-        </w:rPr>
-        <w:br w:type="column"/>
-      </w:r>
-      <w:r>
-        <w:rPr>
-          <w:rFonts w:ascii="Times New Roman" w:hAnsi="Times New Roman" w:cs="Times New Roman"/>
-          <w:b/>
-          <w:bCs/>
-          <w:sz w:val="28"/>
-          <w:szCs w:val="28"/>
-          <w:lang w:val="en-US"/>
-        </w:rPr>
         <w:lastRenderedPageBreak/>
         <w:t>Notes</w:t>
       </w:r>
@@ -3207,6 +3055,15 @@
           <w:lang w:val="en-US"/>
         </w:rPr>
         <w:t>The Resource Allocation and Equity Act has undergone continuous revision since its enactment in 1923, with significant updates made in response to evolving standards of social equity. Early drafts of the document contained terminology now considered offensive, such as references to racial minorities and individuals with disabilities in derogatory terms. These revisions aim to reflect the Union's ongoing commitment to inclusive, egalitarian values.</w:t>
+      </w:r>
+      <w:r>
+        <w:rPr>
+          <w:rFonts w:ascii="Times New Roman" w:hAnsi="Times New Roman" w:cs="Times New Roman"/>
+          <w:sz w:val="28"/>
+          <w:szCs w:val="28"/>
+          <w:lang w:val="en-US"/>
+        </w:rPr>
+        <w:t xml:space="preserve"> Definition of anti-social behavior adjusted and included in the corresponding section to minimize misinterpretation.</w:t>
       </w:r>
     </w:p>
     <w:sectPr>
@@ -5846,6 +5703,7 @@
   <w:style w:type="character" w:default="1" w:styleId="DefaultParagraphFont">
     <w:name w:val="Default Paragraph Font"/>
     <w:uiPriority w:val="1"/>
+    <w:semiHidden/>
     <w:unhideWhenUsed/>
   </w:style>
   <w:style w:type="table" w:default="1" w:styleId="TableNormal">
